--- a/docs/package/08_Management/BrokerVerse_PH_Fit_and_ASEAN_Rollout_Assessment.docx
+++ b/docs/package/08_Management/BrokerVerse_PH_Fit_and_ASEAN_Rollout_Assessment.docx
@@ -10,7 +10,7 @@
       <w:r>
         <w:rPr/>
         <w:drawing>
-          <wp:anchor behindDoc="1" distT="0" distB="0" distL="0" distR="0" simplePos="0" locked="0" layoutInCell="0" allowOverlap="1" relativeHeight="28">
+          <wp:anchor behindDoc="1" distT="0" distB="0" distL="0" distR="0" simplePos="0" locked="0" layoutInCell="0" allowOverlap="1" relativeHeight="29">
             <wp:simplePos x="0" y="0"/>
             <wp:positionH relativeFrom="margin">
               <wp:posOffset>-914400</wp:posOffset>
@@ -55,7 +55,7 @@
           </wp:anchor>
         </w:drawing>
         <w:drawing>
-          <wp:anchor behindDoc="1" distT="0" distB="0" distL="0" distR="0" simplePos="0" locked="0" layoutInCell="0" allowOverlap="1" relativeHeight="39">
+          <wp:anchor behindDoc="1" distT="0" distB="0" distL="0" distR="0" simplePos="0" locked="0" layoutInCell="0" allowOverlap="1" relativeHeight="40">
             <wp:simplePos x="0" y="0"/>
             <wp:positionH relativeFrom="margin">
               <wp:align>center</wp:align>
@@ -111,7 +111,7 @@
         <mc:AlternateContent>
           <mc:Choice Requires="wps">
             <w:drawing>
-              <wp:anchor behindDoc="0" distT="45720" distB="45720" distL="114300" distR="114300" simplePos="0" locked="0" layoutInCell="0" allowOverlap="1" relativeHeight="29" wp14:anchorId="3D43415C">
+              <wp:anchor behindDoc="0" distT="45720" distB="45720" distL="114300" distR="114300" simplePos="0" locked="0" layoutInCell="0" allowOverlap="1" relativeHeight="30" wp14:anchorId="3D43415C">
                 <wp:simplePos x="0" y="0"/>
                 <wp:positionH relativeFrom="page">
                   <wp:posOffset>194310</wp:posOffset>
@@ -226,7 +226,7 @@
         <mc:AlternateContent>
           <mc:Choice Requires="wps">
             <w:drawing>
-              <wp:anchor behindDoc="0" distT="45720" distB="45720" distL="113030" distR="114935" simplePos="0" locked="0" layoutInCell="0" allowOverlap="1" relativeHeight="31" wp14:anchorId="58C23128">
+              <wp:anchor behindDoc="0" distT="45720" distB="45720" distL="113030" distR="114935" simplePos="0" locked="0" layoutInCell="0" allowOverlap="1" relativeHeight="32" wp14:anchorId="58C23128">
                 <wp:simplePos x="0" y="0"/>
                 <wp:positionH relativeFrom="page">
                   <wp:posOffset>3094990</wp:posOffset>
@@ -341,7 +341,7 @@
         <mc:AlternateContent>
           <mc:Choice Requires="wps">
             <w:drawing>
-              <wp:anchor behindDoc="0" distT="45720" distB="45720" distL="114300" distR="113665" simplePos="0" locked="0" layoutInCell="0" allowOverlap="1" relativeHeight="33" wp14:anchorId="1BF25123">
+              <wp:anchor behindDoc="0" distT="45720" distB="45720" distL="114300" distR="113665" simplePos="0" locked="0" layoutInCell="0" allowOverlap="1" relativeHeight="34" wp14:anchorId="1BF25123">
                 <wp:simplePos x="0" y="0"/>
                 <wp:positionH relativeFrom="page">
                   <wp:posOffset>4992370</wp:posOffset>
@@ -456,7 +456,7 @@
         <mc:AlternateContent>
           <mc:Choice Requires="wps">
             <w:drawing>
-              <wp:anchor behindDoc="0" distT="45720" distB="46355" distL="114300" distR="114300" simplePos="0" locked="0" layoutInCell="0" allowOverlap="1" relativeHeight="35" wp14:anchorId="01DE2BF4">
+              <wp:anchor behindDoc="0" distT="45720" distB="46355" distL="114300" distR="114300" simplePos="0" locked="0" layoutInCell="0" allowOverlap="1" relativeHeight="36" wp14:anchorId="01DE2BF4">
                 <wp:simplePos x="0" y="0"/>
                 <wp:positionH relativeFrom="margin">
                   <wp:align>center</wp:align>
@@ -601,7 +601,7 @@
         <mc:AlternateContent>
           <mc:Choice Requires="wps">
             <w:drawing>
-              <wp:anchor behindDoc="0" distT="45720" distB="50800" distL="114300" distR="114300" simplePos="0" locked="0" layoutInCell="0" allowOverlap="1" relativeHeight="37" wp14:anchorId="204C02CC">
+              <wp:anchor behindDoc="0" distT="45720" distB="50800" distL="114300" distR="114300" simplePos="0" locked="0" layoutInCell="0" allowOverlap="1" relativeHeight="38" wp14:anchorId="204C02CC">
                 <wp:simplePos x="0" y="0"/>
                 <wp:positionH relativeFrom="margin">
                   <wp:align>center</wp:align>
@@ -789,7 +789,7 @@
             </w:rPr>
             <w:fldChar w:fldCharType="separate"/>
           </w:r>
-          <w:hyperlink w:anchor="__RefHeading___Toc4467_3763207854">
+          <w:hyperlink w:anchor="__RefHeading___Toc4488_1680668086">
             <w:r>
               <w:rPr>
                 <w:webHidden/>
@@ -824,7 +824,7 @@
             </w:tabs>
             <w:rPr/>
           </w:pPr>
-          <w:hyperlink w:anchor="__RefHeading___Toc4469_3763207854">
+          <w:hyperlink w:anchor="__RefHeading___Toc4490_1680668086">
             <w:r>
               <w:rPr>
                 <w:webHidden/>
@@ -853,7 +853,7 @@
             </w:tabs>
             <w:rPr/>
           </w:pPr>
-          <w:hyperlink w:anchor="__RefHeading___Toc4471_3763207854">
+          <w:hyperlink w:anchor="__RefHeading___Toc4492_1680668086">
             <w:r>
               <w:rPr>
                 <w:webHidden/>
@@ -875,7 +875,7 @@
             </w:tabs>
             <w:rPr/>
           </w:pPr>
-          <w:hyperlink w:anchor="__RefHeading___Toc4473_3763207854">
+          <w:hyperlink w:anchor="__RefHeading___Toc4494_1680668086">
             <w:r>
               <w:rPr>
                 <w:webHidden/>
@@ -897,7 +897,7 @@
             </w:tabs>
             <w:rPr/>
           </w:pPr>
-          <w:hyperlink w:anchor="__RefHeading___Toc4475_3763207854">
+          <w:hyperlink w:anchor="__RefHeading___Toc4496_1680668086">
             <w:r>
               <w:rPr>
                 <w:webHidden/>
@@ -919,7 +919,7 @@
             </w:tabs>
             <w:rPr/>
           </w:pPr>
-          <w:hyperlink w:anchor="__RefHeading___Toc4477_3763207854">
+          <w:hyperlink w:anchor="__RefHeading___Toc4498_1680668086">
             <w:r>
               <w:rPr>
                 <w:webHidden/>
@@ -941,7 +941,7 @@
             </w:tabs>
             <w:rPr/>
           </w:pPr>
-          <w:hyperlink w:anchor="__RefHeading___Toc4479_3763207854">
+          <w:hyperlink w:anchor="__RefHeading___Toc4500_1680668086">
             <w:r>
               <w:rPr>
                 <w:webHidden/>
@@ -949,7 +949,7 @@
               </w:rPr>
               <w:t>4. Scope, baseline and method</w:t>
               <w:tab/>
-              <w:t>7</w:t>
+              <w:t>8</w:t>
             </w:r>
           </w:hyperlink>
         </w:p>
@@ -963,7 +963,7 @@
             </w:tabs>
             <w:rPr/>
           </w:pPr>
-          <w:hyperlink w:anchor="__RefHeading___Toc4481_3763207854">
+          <w:hyperlink w:anchor="__RefHeading___Toc4502_1680668086">
             <w:r>
               <w:rPr>
                 <w:webHidden/>
@@ -971,7 +971,7 @@
               </w:rPr>
               <w:t>4.1 Baseline</w:t>
               <w:tab/>
-              <w:t>7</w:t>
+              <w:t>8</w:t>
             </w:r>
           </w:hyperlink>
         </w:p>
@@ -985,7 +985,7 @@
             </w:tabs>
             <w:rPr/>
           </w:pPr>
-          <w:hyperlink w:anchor="__RefHeading___Toc4483_3763207854">
+          <w:hyperlink w:anchor="__RefHeading___Toc4504_1680668086">
             <w:r>
               <w:rPr>
                 <w:webHidden/>
@@ -993,7 +993,7 @@
               </w:rPr>
               <w:t>4.2 Process catalogue</w:t>
               <w:tab/>
-              <w:t>7</w:t>
+              <w:t>8</w:t>
             </w:r>
           </w:hyperlink>
         </w:p>
@@ -1007,7 +1007,7 @@
             </w:tabs>
             <w:rPr/>
           </w:pPr>
-          <w:hyperlink w:anchor="__RefHeading___Toc4485_3763207854">
+          <w:hyperlink w:anchor="__RefHeading___Toc4506_1680668086">
             <w:r>
               <w:rPr>
                 <w:webHidden/>
@@ -1015,7 +1015,7 @@
               </w:rPr>
               <w:t>4.3 Scoring rules applied in this version</w:t>
               <w:tab/>
-              <w:t>7</w:t>
+              <w:t>8</w:t>
             </w:r>
           </w:hyperlink>
         </w:p>
@@ -1029,7 +1029,7 @@
             </w:tabs>
             <w:rPr/>
           </w:pPr>
-          <w:hyperlink w:anchor="__RefHeading___Toc4487_3763207854">
+          <w:hyperlink w:anchor="__RefHeading___Toc4508_1680668086">
             <w:r>
               <w:rPr>
                 <w:webHidden/>
@@ -1037,7 +1037,7 @@
               </w:rPr>
               <w:t>4.4 Calculation</w:t>
               <w:tab/>
-              <w:t>8</w:t>
+              <w:t>9</w:t>
             </w:r>
           </w:hyperlink>
         </w:p>
@@ -1051,7 +1051,7 @@
             </w:tabs>
             <w:rPr/>
           </w:pPr>
-          <w:hyperlink w:anchor="__RefHeading___Toc4489_3763207854">
+          <w:hyperlink w:anchor="__RefHeading___Toc4510_1680668086">
             <w:r>
               <w:rPr>
                 <w:webHidden/>
@@ -1059,7 +1059,7 @@
               </w:rPr>
               <w:t>5. Philippine process fit</w:t>
               <w:tab/>
-              <w:t>9</w:t>
+              <w:t>10</w:t>
             </w:r>
           </w:hyperlink>
         </w:p>
@@ -1073,7 +1073,7 @@
             </w:tabs>
             <w:rPr/>
           </w:pPr>
-          <w:hyperlink w:anchor="__RefHeading___Toc4491_3763207854">
+          <w:hyperlink w:anchor="__RefHeading___Toc4512_1680668086">
             <w:r>
               <w:rPr>
                 <w:webHidden/>
@@ -1081,7 +1081,7 @@
               </w:rPr>
               <w:t>5.1 Fit by process area</w:t>
               <w:tab/>
-              <w:t>9</w:t>
+              <w:t>10</w:t>
             </w:r>
           </w:hyperlink>
         </w:p>
@@ -1095,7 +1095,7 @@
             </w:tabs>
             <w:rPr/>
           </w:pPr>
-          <w:hyperlink w:anchor="__RefHeading___Toc4493_3763207854">
+          <w:hyperlink w:anchor="__RefHeading___Toc4514_1680668086">
             <w:r>
               <w:rPr>
                 <w:webHidden/>
@@ -1103,7 +1103,7 @@
               </w:rPr>
               <w:t>5.2 Regulatory fit by authority</w:t>
               <w:tab/>
-              <w:t>9</w:t>
+              <w:t>10</w:t>
             </w:r>
           </w:hyperlink>
         </w:p>
@@ -1117,7 +1117,7 @@
             </w:tabs>
             <w:rPr/>
           </w:pPr>
-          <w:hyperlink w:anchor="__RefHeading___Toc4495_3763207854">
+          <w:hyperlink w:anchor="__RefHeading___Toc4516_1680668086">
             <w:r>
               <w:rPr>
                 <w:webHidden/>
@@ -1125,7 +1125,7 @@
               </w:rPr>
               <w:t>5.3 Strongest areas</w:t>
               <w:tab/>
-              <w:t>10</w:t>
+              <w:t>11</w:t>
             </w:r>
           </w:hyperlink>
         </w:p>
@@ -1139,7 +1139,7 @@
             </w:tabs>
             <w:rPr/>
           </w:pPr>
-          <w:hyperlink w:anchor="__RefHeading___Toc4497_3763207854">
+          <w:hyperlink w:anchor="__RefHeading___Toc4518_1680668086">
             <w:r>
               <w:rPr>
                 <w:webHidden/>
@@ -1147,7 +1147,7 @@
               </w:rPr>
               <w:t>5.4 Remaining weaker areas</w:t>
               <w:tab/>
-              <w:t>10</w:t>
+              <w:t>11</w:t>
             </w:r>
           </w:hyperlink>
         </w:p>
@@ -1161,7 +1161,7 @@
             </w:tabs>
             <w:rPr/>
           </w:pPr>
-          <w:hyperlink w:anchor="__RefHeading___Toc4499_3763207854">
+          <w:hyperlink w:anchor="__RefHeading___Toc4520_1680668086">
             <w:r>
               <w:rPr>
                 <w:webHidden/>
@@ -1169,7 +1169,7 @@
               </w:rPr>
               <w:t>5.5 Broker and captive agency</w:t>
               <w:tab/>
-              <w:t>11</w:t>
+              <w:t>12</w:t>
             </w:r>
           </w:hyperlink>
         </w:p>
@@ -1183,7 +1183,7 @@
             </w:tabs>
             <w:rPr/>
           </w:pPr>
-          <w:hyperlink w:anchor="__RefHeading___Toc4501_3763207854">
+          <w:hyperlink w:anchor="__RefHeading___Toc4522_1680668086">
             <w:r>
               <w:rPr>
                 <w:webHidden/>
@@ -1191,7 +1191,7 @@
               </w:rPr>
               <w:t>6. What was closed in this release and what remains</w:t>
               <w:tab/>
-              <w:t>12</w:t>
+              <w:t>13</w:t>
             </w:r>
           </w:hyperlink>
         </w:p>
@@ -1205,7 +1205,7 @@
             </w:tabs>
             <w:rPr/>
           </w:pPr>
-          <w:hyperlink w:anchor="__RefHeading___Toc4503_3763207854">
+          <w:hyperlink w:anchor="__RefHeading___Toc4524_1680668086">
             <w:r>
               <w:rPr>
                 <w:webHidden/>
@@ -1213,7 +1213,7 @@
               </w:rPr>
               <w:t>6.1 The former gaps and the module that closed each</w:t>
               <w:tab/>
-              <w:t>12</w:t>
+              <w:t>13</w:t>
             </w:r>
           </w:hyperlink>
         </w:p>
@@ -1227,7 +1227,7 @@
             </w:tabs>
             <w:rPr/>
           </w:pPr>
-          <w:hyperlink w:anchor="__RefHeading___Toc4505_3763207854">
+          <w:hyperlink w:anchor="__RefHeading___Toc4526_1680668086">
             <w:r>
               <w:rPr>
                 <w:webHidden/>
@@ -1235,7 +1235,7 @@
               </w:rPr>
               <w:t>6.2 What remains</w:t>
               <w:tab/>
-              <w:t>14</w:t>
+              <w:t>15</w:t>
             </w:r>
           </w:hyperlink>
         </w:p>
@@ -1249,7 +1249,7 @@
             </w:tabs>
             <w:rPr/>
           </w:pPr>
-          <w:hyperlink w:anchor="__RefHeading___Toc4507_3763207854">
+          <w:hyperlink w:anchor="__RefHeading___Toc4528_1680668086">
             <w:r>
               <w:rPr>
                 <w:webHidden/>
@@ -1257,7 +1257,7 @@
               </w:rPr>
               <w:t>7. ASEAN rollout</w:t>
               <w:tab/>
-              <w:t>16</w:t>
+              <w:t>17</w:t>
             </w:r>
           </w:hyperlink>
         </w:p>
@@ -1271,7 +1271,7 @@
             </w:tabs>
             <w:rPr/>
           </w:pPr>
-          <w:hyperlink w:anchor="__RefHeading___Toc4509_3763207854">
+          <w:hyperlink w:anchor="__RefHeading___Toc4530_1680668086">
             <w:r>
               <w:rPr>
                 <w:webHidden/>
@@ -1279,7 +1279,7 @@
               </w:rPr>
               <w:t>7.1 What carries over and what does not</w:t>
               <w:tab/>
-              <w:t>16</w:t>
+              <w:t>17</w:t>
             </w:r>
           </w:hyperlink>
         </w:p>
@@ -1293,7 +1293,7 @@
             </w:tabs>
             <w:rPr/>
           </w:pPr>
-          <w:hyperlink w:anchor="__RefHeading___Toc4511_3763207854">
+          <w:hyperlink w:anchor="__RefHeading___Toc4532_1680668086">
             <w:r>
               <w:rPr>
                 <w:webHidden/>
@@ -1301,7 +1301,7 @@
               </w:rPr>
               <w:t>7.2 Change needed by country</w:t>
               <w:tab/>
-              <w:t>16</w:t>
+              <w:t>17</w:t>
             </w:r>
           </w:hyperlink>
         </w:p>
@@ -1315,7 +1315,7 @@
             </w:tabs>
             <w:rPr/>
           </w:pPr>
-          <w:hyperlink w:anchor="__RefHeading___Toc4513_3763207854">
+          <w:hyperlink w:anchor="__RefHeading___Toc4534_1680668086">
             <w:r>
               <w:rPr>
                 <w:webHidden/>
@@ -1323,7 +1323,7 @@
               </w:rPr>
               <w:t>7.3 What changed in the estimate since version 1.0</w:t>
               <w:tab/>
-              <w:t>17</w:t>
+              <w:t>18</w:t>
             </w:r>
           </w:hyperlink>
         </w:p>
@@ -1337,7 +1337,7 @@
             </w:tabs>
             <w:rPr/>
           </w:pPr>
-          <w:hyperlink w:anchor="__RefHeading___Toc4515_3763207854">
+          <w:hyperlink w:anchor="__RefHeading___Toc4536_1680668086">
             <w:r>
               <w:rPr>
                 <w:webHidden/>
@@ -1345,7 +1345,7 @@
               </w:rPr>
               <w:t>7.4 Country notes</w:t>
               <w:tab/>
-              <w:t>18</w:t>
+              <w:t>19</w:t>
             </w:r>
           </w:hyperlink>
         </w:p>
@@ -1359,7 +1359,7 @@
             </w:tabs>
             <w:rPr/>
           </w:pPr>
-          <w:hyperlink w:anchor="__RefHeading___Toc4517_3763207854">
+          <w:hyperlink w:anchor="__RefHeading___Toc4538_1680668086">
             <w:r>
               <w:rPr>
                 <w:webHidden/>
@@ -1367,7 +1367,7 @@
               </w:rPr>
               <w:t>7.5 Recommended sequence</w:t>
               <w:tab/>
-              <w:t>20</w:t>
+              <w:t>21</w:t>
             </w:r>
           </w:hyperlink>
         </w:p>
@@ -1381,7 +1381,7 @@
             </w:tabs>
             <w:rPr/>
           </w:pPr>
-          <w:hyperlink w:anchor="__RefHeading___Toc4519_3763207854">
+          <w:hyperlink w:anchor="__RefHeading___Toc4540_1680668086">
             <w:r>
               <w:rPr>
                 <w:webHidden/>
@@ -1389,7 +1389,7 @@
               </w:rPr>
               <w:t>7.6 Common work for every country</w:t>
               <w:tab/>
-              <w:t>21</w:t>
+              <w:t>22</w:t>
             </w:r>
           </w:hyperlink>
         </w:p>
@@ -1403,7 +1403,7 @@
             </w:tabs>
             <w:rPr/>
           </w:pPr>
-          <w:hyperlink w:anchor="__RefHeading___Toc4521_3763207854">
+          <w:hyperlink w:anchor="__RefHeading___Toc4542_1680668086">
             <w:r>
               <w:rPr>
                 <w:webHidden/>
@@ -1411,7 +1411,7 @@
               </w:rPr>
               <w:t>8. Assumptions and limits</w:t>
               <w:tab/>
-              <w:t>22</w:t>
+              <w:t>23</w:t>
             </w:r>
           </w:hyperlink>
         </w:p>
@@ -1425,7 +1425,7 @@
             </w:tabs>
             <w:rPr/>
           </w:pPr>
-          <w:hyperlink w:anchor="__RefHeading___Toc4523_3763207854">
+          <w:hyperlink w:anchor="__RefHeading___Toc4544_1680668086">
             <w:r>
               <w:rPr>
                 <w:webHidden/>
@@ -1433,7 +1433,7 @@
               </w:rPr>
               <w:t>9. Method and sources</w:t>
               <w:tab/>
-              <w:t>23</w:t>
+              <w:t>24</w:t>
             </w:r>
           </w:hyperlink>
         </w:p>
@@ -1447,7 +1447,7 @@
             </w:tabs>
             <w:rPr/>
           </w:pPr>
-          <w:hyperlink w:anchor="__RefHeading___Toc4525_3763207854">
+          <w:hyperlink w:anchor="__RefHeading___Toc4546_1680668086">
             <w:r>
               <w:rPr>
                 <w:webHidden/>
@@ -1455,7 +1455,7 @@
               </w:rPr>
               <w:t>9.1 Rebuilding the figures</w:t>
               <w:tab/>
-              <w:t>23</w:t>
+              <w:t>24</w:t>
             </w:r>
           </w:hyperlink>
         </w:p>
@@ -1469,7 +1469,7 @@
             </w:tabs>
             <w:rPr/>
           </w:pPr>
-          <w:hyperlink w:anchor="__RefHeading___Toc4527_3763207854">
+          <w:hyperlink w:anchor="__RefHeading___Toc4548_1680668086">
             <w:r>
               <w:rPr>
                 <w:webHidden/>
@@ -1484,7 +1484,7 @@
                 <w:rStyle w:val="IndexLink"/>
               </w:rPr>
               <w:tab/>
-              <w:t>24</w:t>
+              <w:t>25</w:t>
             </w:r>
           </w:hyperlink>
           <w:r>
@@ -1517,7 +1517,7 @@
       <w:r>
         <w:br w:type="page"/>
       </w:r>
-      <w:bookmarkStart w:id="0" w:name="__RefHeading___Toc4467_3763207854"/>
+      <w:bookmarkStart w:id="0" w:name="__RefHeading___Toc4488_1680668086"/>
       <w:bookmarkStart w:id="1" w:name="_Toc48319687"/>
       <w:bookmarkStart w:id="2" w:name="_Toc11824118"/>
       <w:bookmarkEnd w:id="0"/>
@@ -1911,7 +1911,7 @@
                 <w:szCs w:val="24"/>
                 <w:lang w:val="en-US" w:eastAsia="ja-JP" w:bidi="ar-SA"/>
               </w:rPr>
-              <w:t>1.1</w:t>
+              <w:t>1.1.1</w:t>
             </w:r>
           </w:p>
         </w:tc>
@@ -2057,7 +2057,7 @@
                 <w:szCs w:val="24"/>
                 <w:lang w:val="en-US" w:eastAsia="ja-JP" w:bidi="ar-SA"/>
               </w:rPr>
-              <w:t>Version 1.1: re-scored on the merged release (every package A to G); what was closed and what remains; ASEAN estimates recomputed on the new baseline</w:t>
+              <w:t>Version 1.1.1: release figures aligned (migrations to 0331, 104 backend test files, UAT scenario of 433 steps, go-live rehearsal of 52 checks); scores unchanged. Version 1.1: re-scored on the merged release (every package A to G); what was closed and what remains; ASEAN estimates recomputed on the new baseline</w:t>
             </w:r>
           </w:p>
         </w:tc>
@@ -2160,7 +2160,7 @@
           <w:spacing w:val="0"/>
         </w:rPr>
       </w:pPr>
-      <w:bookmarkStart w:id="4" w:name="__RefHeading___Toc4469_3763207854"/>
+      <w:bookmarkStart w:id="4" w:name="__RefHeading___Toc4490_1680668086"/>
       <w:bookmarkStart w:id="5" w:name="_Toc233203388"/>
       <w:bookmarkEnd w:id="4"/>
       <w:r>
@@ -5835,7 +5835,7 @@
         <w:pageBreakBefore w:val="false"/>
         <w:rPr/>
       </w:pPr>
-      <w:bookmarkStart w:id="6" w:name="__RefHeading___Toc4471_3763207854"/>
+      <w:bookmarkStart w:id="6" w:name="__RefHeading___Toc4492_1680668086"/>
       <w:bookmarkEnd w:id="6"/>
       <w:r>
         <w:rPr>
@@ -5917,7 +5917,7 @@
         <w:pStyle w:val="Heading2"/>
         <w:rPr/>
       </w:pPr>
-      <w:bookmarkStart w:id="7" w:name="__RefHeading___Toc4473_3763207854"/>
+      <w:bookmarkStart w:id="7" w:name="__RefHeading___Toc4494_1680668086"/>
       <w:bookmarkEnd w:id="7"/>
       <w:r>
         <w:rPr>
@@ -6299,6 +6299,120 @@
           </w:p>
         </w:tc>
       </w:tr>
+      <w:tr>
+        <w:trPr/>
+        <w:tc>
+          <w:tcPr>
+            <w:tcW w:w="1003" w:type="dxa"/>
+            <w:tcBorders>
+              <w:top w:val="single" w:sz="4" w:space="0" w:color="BFC7D1"/>
+              <w:left w:val="single" w:sz="4" w:space="0" w:color="BFC7D1"/>
+              <w:bottom w:val="single" w:sz="4" w:space="0" w:color="BFC7D1"/>
+              <w:right w:val="single" w:sz="4" w:space="0" w:color="BFC7D1"/>
+            </w:tcBorders>
+          </w:tcPr>
+          <w:p>
+            <w:pPr>
+              <w:pStyle w:val="Normal"/>
+              <w:widowControl/>
+              <w:spacing w:lineRule="auto" w:line="240" w:before="0" w:after="20"/>
+              <w:jc w:val="left"/>
+              <w:rPr>
+                <w:rFonts w:ascii="Aptos" w:hAnsi="Aptos" w:eastAsia="ＭＳ 明朝" w:cs="Arial"/>
+                <w:kern w:val="0"/>
+                <w:sz w:val="24"/>
+                <w:szCs w:val="24"/>
+                <w:lang w:val="en-US" w:eastAsia="ja-JP" w:bidi="ar-SA"/>
+              </w:rPr>
+            </w:pPr>
+            <w:r>
+              <w:rPr>
+                <w:rFonts w:eastAsia="Segoe UI" w:cs="Segoe UI" w:ascii="Segoe UI" w:hAnsi="Segoe UI"/>
+                <w:color w:val="101820"/>
+                <w:kern w:val="0"/>
+                <w:sz w:val="18"/>
+                <w:szCs w:val="24"/>
+                <w:lang w:val="en-US" w:eastAsia="ja-JP" w:bidi="ar-SA"/>
+              </w:rPr>
+              <w:t>1.1.1</w:t>
+            </w:r>
+          </w:p>
+        </w:tc>
+        <w:tc>
+          <w:tcPr>
+            <w:tcW w:w="1913" w:type="dxa"/>
+            <w:tcBorders>
+              <w:top w:val="single" w:sz="4" w:space="0" w:color="BFC7D1"/>
+              <w:left w:val="single" w:sz="4" w:space="0" w:color="BFC7D1"/>
+              <w:bottom w:val="single" w:sz="4" w:space="0" w:color="BFC7D1"/>
+              <w:right w:val="single" w:sz="4" w:space="0" w:color="BFC7D1"/>
+            </w:tcBorders>
+          </w:tcPr>
+          <w:p>
+            <w:pPr>
+              <w:pStyle w:val="Normal"/>
+              <w:widowControl/>
+              <w:spacing w:lineRule="auto" w:line="240" w:before="0" w:after="20"/>
+              <w:jc w:val="left"/>
+              <w:rPr>
+                <w:rFonts w:ascii="Aptos" w:hAnsi="Aptos" w:eastAsia="ＭＳ 明朝" w:cs="Arial"/>
+                <w:kern w:val="0"/>
+                <w:sz w:val="24"/>
+                <w:szCs w:val="24"/>
+                <w:lang w:val="en-US" w:eastAsia="ja-JP" w:bidi="ar-SA"/>
+              </w:rPr>
+            </w:pPr>
+            <w:r>
+              <w:rPr>
+                <w:rFonts w:eastAsia="Segoe UI" w:cs="Segoe UI" w:ascii="Segoe UI" w:hAnsi="Segoe UI"/>
+                <w:color w:val="101820"/>
+                <w:kern w:val="0"/>
+                <w:sz w:val="18"/>
+                <w:szCs w:val="24"/>
+                <w:lang w:val="en-US" w:eastAsia="ja-JP" w:bidi="ar-SA"/>
+              </w:rPr>
+              <w:t>04 October 2026</w:t>
+            </w:r>
+          </w:p>
+        </w:tc>
+        <w:tc>
+          <w:tcPr>
+            <w:tcW w:w="6098" w:type="dxa"/>
+            <w:tcBorders>
+              <w:top w:val="single" w:sz="4" w:space="0" w:color="BFC7D1"/>
+              <w:left w:val="single" w:sz="4" w:space="0" w:color="BFC7D1"/>
+              <w:bottom w:val="single" w:sz="4" w:space="0" w:color="BFC7D1"/>
+              <w:right w:val="single" w:sz="4" w:space="0" w:color="BFC7D1"/>
+            </w:tcBorders>
+          </w:tcPr>
+          <w:p>
+            <w:pPr>
+              <w:pStyle w:val="Normal"/>
+              <w:widowControl/>
+              <w:spacing w:lineRule="auto" w:line="240" w:before="0" w:after="20"/>
+              <w:jc w:val="left"/>
+              <w:rPr>
+                <w:rFonts w:ascii="Aptos" w:hAnsi="Aptos" w:eastAsia="ＭＳ 明朝" w:cs="Arial"/>
+                <w:kern w:val="0"/>
+                <w:sz w:val="24"/>
+                <w:szCs w:val="24"/>
+                <w:lang w:val="en-US" w:eastAsia="ja-JP" w:bidi="ar-SA"/>
+              </w:rPr>
+            </w:pPr>
+            <w:r>
+              <w:rPr>
+                <w:rFonts w:eastAsia="Segoe UI" w:cs="Segoe UI" w:ascii="Segoe UI" w:hAnsi="Segoe UI"/>
+                <w:color w:val="101820"/>
+                <w:kern w:val="0"/>
+                <w:sz w:val="18"/>
+                <w:szCs w:val="24"/>
+                <w:lang w:val="en-US" w:eastAsia="ja-JP" w:bidi="ar-SA"/>
+              </w:rPr>
+              <w:t>Release figures aligned with the release verification (Test Summary Report 1.3): migrations to 0331, 104 backend test files, UAT scenario of 433 steps, go-live rehearsal of 52 checks; scores unchanged (overall 99.3%, operational 100%, regulatory 97.8%)</w:t>
+            </w:r>
+          </w:p>
+        </w:tc>
+      </w:tr>
     </w:tbl>
     <w:p>
       <w:pPr>
@@ -6315,7 +6429,7 @@
         <w:pStyle w:val="Heading2"/>
         <w:rPr/>
       </w:pPr>
-      <w:bookmarkStart w:id="8" w:name="__RefHeading___Toc4475_3763207854"/>
+      <w:bookmarkStart w:id="8" w:name="__RefHeading___Toc4496_1680668086"/>
       <w:bookmarkEnd w:id="8"/>
       <w:r>
         <w:rPr>
@@ -7251,7 +7365,7 @@
         <w:pStyle w:val="Heading2"/>
         <w:rPr/>
       </w:pPr>
-      <w:bookmarkStart w:id="9" w:name="__RefHeading___Toc4477_3763207854"/>
+      <w:bookmarkStart w:id="9" w:name="__RefHeading___Toc4498_1680668086"/>
       <w:bookmarkEnd w:id="9"/>
       <w:r>
         <w:rPr>
@@ -7316,7 +7430,7 @@
         <w:pStyle w:val="Heading1"/>
         <w:rPr/>
       </w:pPr>
-      <w:bookmarkStart w:id="10" w:name="__RefHeading___Toc4479_3763207854"/>
+      <w:bookmarkStart w:id="10" w:name="__RefHeading___Toc4500_1680668086"/>
       <w:bookmarkEnd w:id="10"/>
       <w:r>
         <w:rPr>
@@ -7333,7 +7447,7 @@
         <w:pStyle w:val="Heading2"/>
         <w:rPr/>
       </w:pPr>
-      <w:bookmarkStart w:id="11" w:name="__RefHeading___Toc4481_3763207854"/>
+      <w:bookmarkStart w:id="11" w:name="__RefHeading___Toc4502_1680668086"/>
       <w:bookmarkEnd w:id="11"/>
       <w:r>
         <w:rPr>
@@ -7377,7 +7491,7 @@
           <w:color w:val="101820"/>
           <w:sz w:val="21"/>
         </w:rPr>
-        <w:t xml:space="preserve"> as of 04 October 2026 with every release package merged: 73 backend modules, the database migrations to 0322, 103 backend test files, the enterprise menu (</w:t>
+        <w:t xml:space="preserve"> as of 04 October 2026 with every release package merged: 73 backend modules, the database migrations to 0331, 104 backend test files, the enterprise menu (</w:t>
       </w:r>
       <w:r>
         <w:rPr>
@@ -7425,7 +7539,7 @@
           <w:color w:val="101820"/>
           <w:sz w:val="21"/>
         </w:rPr>
-        <w:t>, 371 steps passed) and the go-live rehearsal (51 checks passed).</w:t>
+        <w:t>, 433 steps passed) and the go-live rehearsal (52 checks passed).</w:t>
       </w:r>
     </w:p>
     <w:p>
@@ -7471,7 +7585,7 @@
         <w:pStyle w:val="Heading2"/>
         <w:rPr/>
       </w:pPr>
-      <w:bookmarkStart w:id="12" w:name="__RefHeading___Toc4483_3763207854"/>
+      <w:bookmarkStart w:id="12" w:name="__RefHeading___Toc4504_1680668086"/>
       <w:bookmarkEnd w:id="12"/>
       <w:r>
         <w:rPr>
@@ -7946,7 +8060,7 @@
         <w:pStyle w:val="Heading2"/>
         <w:rPr/>
       </w:pPr>
-      <w:bookmarkStart w:id="13" w:name="__RefHeading___Toc4485_3763207854"/>
+      <w:bookmarkStart w:id="13" w:name="__RefHeading___Toc4506_1680668086"/>
       <w:bookmarkEnd w:id="13"/>
       <w:r>
         <w:rPr>
@@ -8047,7 +8161,7 @@
         <w:pStyle w:val="Heading2"/>
         <w:rPr/>
       </w:pPr>
-      <w:bookmarkStart w:id="14" w:name="__RefHeading___Toc4487_3763207854"/>
+      <w:bookmarkStart w:id="14" w:name="__RefHeading___Toc4508_1680668086"/>
       <w:bookmarkEnd w:id="14"/>
       <w:r>
         <w:rPr>
@@ -8124,7 +8238,7 @@
         <w:pStyle w:val="Heading1"/>
         <w:rPr/>
       </w:pPr>
-      <w:bookmarkStart w:id="15" w:name="__RefHeading___Toc4489_3763207854"/>
+      <w:bookmarkStart w:id="15" w:name="__RefHeading___Toc4510_1680668086"/>
       <w:bookmarkEnd w:id="15"/>
       <w:r>
         <w:rPr>
@@ -8141,7 +8255,7 @@
         <w:pStyle w:val="Heading2"/>
         <w:rPr/>
       </w:pPr>
-      <w:bookmarkStart w:id="16" w:name="__RefHeading___Toc4491_3763207854"/>
+      <w:bookmarkStart w:id="16" w:name="__RefHeading___Toc4512_1680668086"/>
       <w:bookmarkEnd w:id="16"/>
       <w:r>
         <w:rPr>
@@ -11401,7 +11515,7 @@
         <w:pStyle w:val="Heading2"/>
         <w:rPr/>
       </w:pPr>
-      <w:bookmarkStart w:id="17" w:name="__RefHeading___Toc4493_3763207854"/>
+      <w:bookmarkStart w:id="17" w:name="__RefHeading___Toc4514_1680668086"/>
       <w:bookmarkEnd w:id="17"/>
       <w:r>
         <w:rPr>
@@ -12425,7 +12539,7 @@
         <w:pStyle w:val="Heading2"/>
         <w:rPr/>
       </w:pPr>
-      <w:bookmarkStart w:id="18" w:name="__RefHeading___Toc4495_3763207854"/>
+      <w:bookmarkStart w:id="18" w:name="__RefHeading___Toc4516_1680668086"/>
       <w:bookmarkEnd w:id="18"/>
       <w:r>
         <w:rPr>
@@ -12982,7 +13096,7 @@
         <w:pStyle w:val="Heading2"/>
         <w:rPr/>
       </w:pPr>
-      <w:bookmarkStart w:id="19" w:name="__RefHeading___Toc4497_3763207854"/>
+      <w:bookmarkStart w:id="19" w:name="__RefHeading___Toc4518_1680668086"/>
       <w:bookmarkEnd w:id="19"/>
       <w:r>
         <w:rPr>
@@ -13071,7 +13185,7 @@
         <w:pStyle w:val="Heading2"/>
         <w:rPr/>
       </w:pPr>
-      <w:bookmarkStart w:id="20" w:name="__RefHeading___Toc4499_3763207854"/>
+      <w:bookmarkStart w:id="20" w:name="__RefHeading___Toc4520_1680668086"/>
       <w:bookmarkEnd w:id="20"/>
       <w:r>
         <w:rPr>
@@ -13106,7 +13220,7 @@
         <w:pStyle w:val="Heading1"/>
         <w:rPr/>
       </w:pPr>
-      <w:bookmarkStart w:id="21" w:name="__RefHeading___Toc4501_3763207854"/>
+      <w:bookmarkStart w:id="21" w:name="__RefHeading___Toc4522_1680668086"/>
       <w:bookmarkEnd w:id="21"/>
       <w:r>
         <w:rPr>
@@ -13123,7 +13237,7 @@
         <w:pStyle w:val="Heading2"/>
         <w:rPr/>
       </w:pPr>
-      <w:bookmarkStart w:id="22" w:name="__RefHeading___Toc4503_3763207854"/>
+      <w:bookmarkStart w:id="22" w:name="__RefHeading___Toc4524_1680668086"/>
       <w:bookmarkEnd w:id="22"/>
       <w:r>
         <w:rPr>
@@ -18362,7 +18476,7 @@
         <w:pStyle w:val="Heading2"/>
         <w:rPr/>
       </w:pPr>
-      <w:bookmarkStart w:id="23" w:name="__RefHeading___Toc4505_3763207854"/>
+      <w:bookmarkStart w:id="23" w:name="__RefHeading___Toc4526_1680668086"/>
       <w:bookmarkEnd w:id="23"/>
       <w:r>
         <w:rPr>
@@ -20191,7 +20305,7 @@
         <w:pStyle w:val="Heading1"/>
         <w:rPr/>
       </w:pPr>
-      <w:bookmarkStart w:id="24" w:name="__RefHeading___Toc4507_3763207854"/>
+      <w:bookmarkStart w:id="24" w:name="__RefHeading___Toc4528_1680668086"/>
       <w:bookmarkEnd w:id="24"/>
       <w:r>
         <w:rPr>
@@ -20208,7 +20322,7 @@
         <w:pStyle w:val="Heading2"/>
         <w:rPr/>
       </w:pPr>
-      <w:bookmarkStart w:id="25" w:name="__RefHeading___Toc4509_3763207854"/>
+      <w:bookmarkStart w:id="25" w:name="__RefHeading___Toc4530_1680668086"/>
       <w:bookmarkEnd w:id="25"/>
       <w:r>
         <w:rPr>
@@ -21119,7 +21233,7 @@
         <w:pStyle w:val="Heading2"/>
         <w:rPr/>
       </w:pPr>
-      <w:bookmarkStart w:id="26" w:name="__RefHeading___Toc4511_3763207854"/>
+      <w:bookmarkStart w:id="26" w:name="__RefHeading___Toc4532_1680668086"/>
       <w:bookmarkEnd w:id="26"/>
       <w:r>
         <w:rPr>
@@ -24583,7 +24697,7 @@
         <w:pStyle w:val="Heading2"/>
         <w:rPr/>
       </w:pPr>
-      <w:bookmarkStart w:id="27" w:name="__RefHeading___Toc4513_3763207854"/>
+      <w:bookmarkStart w:id="27" w:name="__RefHeading___Toc4534_1680668086"/>
       <w:bookmarkEnd w:id="27"/>
       <w:r>
         <w:rPr>
@@ -25581,7 +25695,7 @@
         <w:pStyle w:val="Heading2"/>
         <w:rPr/>
       </w:pPr>
-      <w:bookmarkStart w:id="28" w:name="__RefHeading___Toc4515_3763207854"/>
+      <w:bookmarkStart w:id="28" w:name="__RefHeading___Toc4536_1680668086"/>
       <w:bookmarkEnd w:id="28"/>
       <w:r>
         <w:rPr>
@@ -26481,7 +26595,7 @@
         <w:pStyle w:val="Heading2"/>
         <w:rPr/>
       </w:pPr>
-      <w:bookmarkStart w:id="29" w:name="__RefHeading___Toc4517_3763207854"/>
+      <w:bookmarkStart w:id="29" w:name="__RefHeading___Toc4538_1680668086"/>
       <w:bookmarkEnd w:id="29"/>
       <w:r>
         <w:rPr>
@@ -26704,7 +26818,7 @@
         <w:pStyle w:val="Heading2"/>
         <w:rPr/>
       </w:pPr>
-      <w:bookmarkStart w:id="30" w:name="__RefHeading___Toc4519_3763207854"/>
+      <w:bookmarkStart w:id="30" w:name="__RefHeading___Toc4540_1680668086"/>
       <w:bookmarkEnd w:id="30"/>
       <w:r>
         <w:rPr>
@@ -26884,7 +26998,7 @@
         <w:pStyle w:val="Heading1"/>
         <w:rPr/>
       </w:pPr>
-      <w:bookmarkStart w:id="31" w:name="__RefHeading___Toc4521_3763207854"/>
+      <w:bookmarkStart w:id="31" w:name="__RefHeading___Toc4542_1680668086"/>
       <w:bookmarkEnd w:id="31"/>
       <w:r>
         <w:rPr>
@@ -26980,7 +27094,7 @@
         <w:pStyle w:val="Heading1"/>
         <w:rPr/>
       </w:pPr>
-      <w:bookmarkStart w:id="32" w:name="__RefHeading___Toc4523_3763207854"/>
+      <w:bookmarkStart w:id="32" w:name="__RefHeading___Toc4544_1680668086"/>
       <w:bookmarkEnd w:id="32"/>
       <w:r>
         <w:rPr>
@@ -27158,7 +27272,7 @@
           <w:color w:val="101820"/>
           <w:sz w:val="21"/>
         </w:rPr>
-        <w:t xml:space="preserve"> (to 0322), </w:t>
+        <w:t xml:space="preserve"> (to 0331), </w:t>
       </w:r>
       <w:r>
         <w:rPr>
@@ -27174,7 +27288,7 @@
           <w:color w:val="101820"/>
           <w:sz w:val="21"/>
         </w:rPr>
-        <w:t xml:space="preserve"> (103 test files), </w:t>
+        <w:t xml:space="preserve"> (104 test files), </w:t>
       </w:r>
       <w:r>
         <w:rPr>
@@ -27206,7 +27320,7 @@
           <w:color w:val="101820"/>
           <w:sz w:val="21"/>
         </w:rPr>
-        <w:t xml:space="preserve"> (371 steps passed), </w:t>
+        <w:t xml:space="preserve"> (433 steps passed), </w:t>
       </w:r>
       <w:r>
         <w:rPr>
@@ -27222,7 +27336,7 @@
           <w:color w:val="101820"/>
           <w:sz w:val="21"/>
         </w:rPr>
-        <w:t xml:space="preserve"> (51 checks passed), </w:t>
+        <w:t xml:space="preserve"> (52 checks passed), </w:t>
       </w:r>
       <w:r>
         <w:rPr>
@@ -27278,7 +27392,7 @@
         <w:pStyle w:val="Heading2"/>
         <w:rPr/>
       </w:pPr>
-      <w:bookmarkStart w:id="33" w:name="__RefHeading___Toc4525_3763207854"/>
+      <w:bookmarkStart w:id="33" w:name="__RefHeading___Toc4546_1680668086"/>
       <w:bookmarkEnd w:id="33"/>
       <w:r>
         <w:rPr>
@@ -27386,7 +27500,7 @@
           <w:spacing w:val="0"/>
         </w:rPr>
       </w:pPr>
-      <w:bookmarkStart w:id="34" w:name="__RefHeading___Toc4527_3763207854"/>
+      <w:bookmarkStart w:id="34" w:name="__RefHeading___Toc4548_1680668086"/>
       <w:bookmarkStart w:id="35" w:name="_Toc233203395"/>
       <w:bookmarkEnd w:id="34"/>
       <w:r>
@@ -29145,7 +29259,7 @@
       <w:r>
         <w:rPr/>
         <w:drawing>
-          <wp:anchor behindDoc="1" distT="0" distB="0" distL="0" distR="0" simplePos="0" locked="0" layoutInCell="0" allowOverlap="1" relativeHeight="27">
+          <wp:anchor behindDoc="1" distT="0" distB="0" distL="0" distR="0" simplePos="0" locked="0" layoutInCell="0" allowOverlap="1" relativeHeight="28">
             <wp:simplePos x="0" y="0"/>
             <wp:positionH relativeFrom="margin">
               <wp:align>center</wp:align>
@@ -29216,7 +29330,7 @@
     <w:r>
       <w:rPr/>
       <w:drawing>
-        <wp:anchor behindDoc="1" distT="0" distB="0" distL="0" distR="0" simplePos="0" locked="0" layoutInCell="0" allowOverlap="1" relativeHeight="26">
+        <wp:anchor behindDoc="1" distT="0" distB="0" distL="0" distR="0" simplePos="0" locked="0" layoutInCell="0" allowOverlap="1" relativeHeight="27">
           <wp:simplePos x="0" y="0"/>
           <wp:positionH relativeFrom="page">
             <wp:align>left</wp:align>
@@ -29275,7 +29389,7 @@
     <w:r>
       <w:rPr/>
       <w:drawing>
-        <wp:anchor behindDoc="1" distT="0" distB="0" distL="0" distR="0" simplePos="0" locked="0" layoutInCell="0" allowOverlap="1" relativeHeight="26">
+        <wp:anchor behindDoc="1" distT="0" distB="0" distL="0" distR="0" simplePos="0" locked="0" layoutInCell="0" allowOverlap="1" relativeHeight="27">
           <wp:simplePos x="0" y="0"/>
           <wp:positionH relativeFrom="page">
             <wp:align>left</wp:align>

--- a/docs/package/08_Management/BrokerVerse_PH_Fit_and_ASEAN_Rollout_Assessment.docx
+++ b/docs/package/08_Management/BrokerVerse_PH_Fit_and_ASEAN_Rollout_Assessment.docx
@@ -789,7 +789,7 @@
             </w:rPr>
             <w:fldChar w:fldCharType="separate"/>
           </w:r>
-          <w:hyperlink w:anchor="__RefHeading___Toc4488_1680668086">
+          <w:hyperlink w:anchor="__RefHeading___Toc28986_2842061002">
             <w:r>
               <w:rPr>
                 <w:webHidden/>
@@ -824,7 +824,7 @@
             </w:tabs>
             <w:rPr/>
           </w:pPr>
-          <w:hyperlink w:anchor="__RefHeading___Toc4490_1680668086">
+          <w:hyperlink w:anchor="__RefHeading___Toc28988_2842061002">
             <w:r>
               <w:rPr>
                 <w:webHidden/>
@@ -853,7 +853,7 @@
             </w:tabs>
             <w:rPr/>
           </w:pPr>
-          <w:hyperlink w:anchor="__RefHeading___Toc4492_1680668086">
+          <w:hyperlink w:anchor="__RefHeading___Toc28990_2842061002">
             <w:r>
               <w:rPr>
                 <w:webHidden/>
@@ -875,7 +875,7 @@
             </w:tabs>
             <w:rPr/>
           </w:pPr>
-          <w:hyperlink w:anchor="__RefHeading___Toc4494_1680668086">
+          <w:hyperlink w:anchor="__RefHeading___Toc28992_2842061002">
             <w:r>
               <w:rPr>
                 <w:webHidden/>
@@ -897,7 +897,7 @@
             </w:tabs>
             <w:rPr/>
           </w:pPr>
-          <w:hyperlink w:anchor="__RefHeading___Toc4496_1680668086">
+          <w:hyperlink w:anchor="__RefHeading___Toc28994_2842061002">
             <w:r>
               <w:rPr>
                 <w:webHidden/>
@@ -905,7 +905,7 @@
               </w:rPr>
               <w:t>3.2 The answers</w:t>
               <w:tab/>
-              <w:t>5</w:t>
+              <w:t>6</w:t>
             </w:r>
           </w:hyperlink>
         </w:p>
@@ -919,7 +919,7 @@
             </w:tabs>
             <w:rPr/>
           </w:pPr>
-          <w:hyperlink w:anchor="__RefHeading___Toc4498_1680668086">
+          <w:hyperlink w:anchor="__RefHeading___Toc28996_2842061002">
             <w:r>
               <w:rPr>
                 <w:webHidden/>
@@ -941,7 +941,7 @@
             </w:tabs>
             <w:rPr/>
           </w:pPr>
-          <w:hyperlink w:anchor="__RefHeading___Toc4500_1680668086">
+          <w:hyperlink w:anchor="__RefHeading___Toc28998_2842061002">
             <w:r>
               <w:rPr>
                 <w:webHidden/>
@@ -963,7 +963,7 @@
             </w:tabs>
             <w:rPr/>
           </w:pPr>
-          <w:hyperlink w:anchor="__RefHeading___Toc4502_1680668086">
+          <w:hyperlink w:anchor="__RefHeading___Toc29000_2842061002">
             <w:r>
               <w:rPr>
                 <w:webHidden/>
@@ -985,7 +985,7 @@
             </w:tabs>
             <w:rPr/>
           </w:pPr>
-          <w:hyperlink w:anchor="__RefHeading___Toc4504_1680668086">
+          <w:hyperlink w:anchor="__RefHeading___Toc29002_2842061002">
             <w:r>
               <w:rPr>
                 <w:webHidden/>
@@ -1007,7 +1007,7 @@
             </w:tabs>
             <w:rPr/>
           </w:pPr>
-          <w:hyperlink w:anchor="__RefHeading___Toc4506_1680668086">
+          <w:hyperlink w:anchor="__RefHeading___Toc29004_2842061002">
             <w:r>
               <w:rPr>
                 <w:webHidden/>
@@ -1029,7 +1029,7 @@
             </w:tabs>
             <w:rPr/>
           </w:pPr>
-          <w:hyperlink w:anchor="__RefHeading___Toc4508_1680668086">
+          <w:hyperlink w:anchor="__RefHeading___Toc29006_2842061002">
             <w:r>
               <w:rPr>
                 <w:webHidden/>
@@ -1051,7 +1051,7 @@
             </w:tabs>
             <w:rPr/>
           </w:pPr>
-          <w:hyperlink w:anchor="__RefHeading___Toc4510_1680668086">
+          <w:hyperlink w:anchor="__RefHeading___Toc29008_2842061002">
             <w:r>
               <w:rPr>
                 <w:webHidden/>
@@ -1073,7 +1073,7 @@
             </w:tabs>
             <w:rPr/>
           </w:pPr>
-          <w:hyperlink w:anchor="__RefHeading___Toc4512_1680668086">
+          <w:hyperlink w:anchor="__RefHeading___Toc29010_2842061002">
             <w:r>
               <w:rPr>
                 <w:webHidden/>
@@ -1095,7 +1095,7 @@
             </w:tabs>
             <w:rPr/>
           </w:pPr>
-          <w:hyperlink w:anchor="__RefHeading___Toc4514_1680668086">
+          <w:hyperlink w:anchor="__RefHeading___Toc29012_2842061002">
             <w:r>
               <w:rPr>
                 <w:webHidden/>
@@ -1117,7 +1117,7 @@
             </w:tabs>
             <w:rPr/>
           </w:pPr>
-          <w:hyperlink w:anchor="__RefHeading___Toc4516_1680668086">
+          <w:hyperlink w:anchor="__RefHeading___Toc29014_2842061002">
             <w:r>
               <w:rPr>
                 <w:webHidden/>
@@ -1139,7 +1139,7 @@
             </w:tabs>
             <w:rPr/>
           </w:pPr>
-          <w:hyperlink w:anchor="__RefHeading___Toc4518_1680668086">
+          <w:hyperlink w:anchor="__RefHeading___Toc29016_2842061002">
             <w:r>
               <w:rPr>
                 <w:webHidden/>
@@ -1161,7 +1161,7 @@
             </w:tabs>
             <w:rPr/>
           </w:pPr>
-          <w:hyperlink w:anchor="__RefHeading___Toc4520_1680668086">
+          <w:hyperlink w:anchor="__RefHeading___Toc29018_2842061002">
             <w:r>
               <w:rPr>
                 <w:webHidden/>
@@ -1183,7 +1183,7 @@
             </w:tabs>
             <w:rPr/>
           </w:pPr>
-          <w:hyperlink w:anchor="__RefHeading___Toc4522_1680668086">
+          <w:hyperlink w:anchor="__RefHeading___Toc29020_2842061002">
             <w:r>
               <w:rPr>
                 <w:webHidden/>
@@ -1205,7 +1205,7 @@
             </w:tabs>
             <w:rPr/>
           </w:pPr>
-          <w:hyperlink w:anchor="__RefHeading___Toc4524_1680668086">
+          <w:hyperlink w:anchor="__RefHeading___Toc29022_2842061002">
             <w:r>
               <w:rPr>
                 <w:webHidden/>
@@ -1227,7 +1227,7 @@
             </w:tabs>
             <w:rPr/>
           </w:pPr>
-          <w:hyperlink w:anchor="__RefHeading___Toc4526_1680668086">
+          <w:hyperlink w:anchor="__RefHeading___Toc29024_2842061002">
             <w:r>
               <w:rPr>
                 <w:webHidden/>
@@ -1249,7 +1249,7 @@
             </w:tabs>
             <w:rPr/>
           </w:pPr>
-          <w:hyperlink w:anchor="__RefHeading___Toc4528_1680668086">
+          <w:hyperlink w:anchor="__RefHeading___Toc29026_2842061002">
             <w:r>
               <w:rPr>
                 <w:webHidden/>
@@ -1271,7 +1271,7 @@
             </w:tabs>
             <w:rPr/>
           </w:pPr>
-          <w:hyperlink w:anchor="__RefHeading___Toc4530_1680668086">
+          <w:hyperlink w:anchor="__RefHeading___Toc29028_2842061002">
             <w:r>
               <w:rPr>
                 <w:webHidden/>
@@ -1293,7 +1293,7 @@
             </w:tabs>
             <w:rPr/>
           </w:pPr>
-          <w:hyperlink w:anchor="__RefHeading___Toc4532_1680668086">
+          <w:hyperlink w:anchor="__RefHeading___Toc29030_2842061002">
             <w:r>
               <w:rPr>
                 <w:webHidden/>
@@ -1315,7 +1315,7 @@
             </w:tabs>
             <w:rPr/>
           </w:pPr>
-          <w:hyperlink w:anchor="__RefHeading___Toc4534_1680668086">
+          <w:hyperlink w:anchor="__RefHeading___Toc29032_2842061002">
             <w:r>
               <w:rPr>
                 <w:webHidden/>
@@ -1337,7 +1337,7 @@
             </w:tabs>
             <w:rPr/>
           </w:pPr>
-          <w:hyperlink w:anchor="__RefHeading___Toc4536_1680668086">
+          <w:hyperlink w:anchor="__RefHeading___Toc29034_2842061002">
             <w:r>
               <w:rPr>
                 <w:webHidden/>
@@ -1359,7 +1359,7 @@
             </w:tabs>
             <w:rPr/>
           </w:pPr>
-          <w:hyperlink w:anchor="__RefHeading___Toc4538_1680668086">
+          <w:hyperlink w:anchor="__RefHeading___Toc29036_2842061002">
             <w:r>
               <w:rPr>
                 <w:webHidden/>
@@ -1381,7 +1381,7 @@
             </w:tabs>
             <w:rPr/>
           </w:pPr>
-          <w:hyperlink w:anchor="__RefHeading___Toc4540_1680668086">
+          <w:hyperlink w:anchor="__RefHeading___Toc29038_2842061002">
             <w:r>
               <w:rPr>
                 <w:webHidden/>
@@ -1403,7 +1403,7 @@
             </w:tabs>
             <w:rPr/>
           </w:pPr>
-          <w:hyperlink w:anchor="__RefHeading___Toc4542_1680668086">
+          <w:hyperlink w:anchor="__RefHeading___Toc29040_2842061002">
             <w:r>
               <w:rPr>
                 <w:webHidden/>
@@ -1425,7 +1425,7 @@
             </w:tabs>
             <w:rPr/>
           </w:pPr>
-          <w:hyperlink w:anchor="__RefHeading___Toc4544_1680668086">
+          <w:hyperlink w:anchor="__RefHeading___Toc29042_2842061002">
             <w:r>
               <w:rPr>
                 <w:webHidden/>
@@ -1447,7 +1447,7 @@
             </w:tabs>
             <w:rPr/>
           </w:pPr>
-          <w:hyperlink w:anchor="__RefHeading___Toc4546_1680668086">
+          <w:hyperlink w:anchor="__RefHeading___Toc29044_2842061002">
             <w:r>
               <w:rPr>
                 <w:webHidden/>
@@ -1469,7 +1469,7 @@
             </w:tabs>
             <w:rPr/>
           </w:pPr>
-          <w:hyperlink w:anchor="__RefHeading___Toc4548_1680668086">
+          <w:hyperlink w:anchor="__RefHeading___Toc29046_2842061002">
             <w:r>
               <w:rPr>
                 <w:webHidden/>
@@ -1517,7 +1517,7 @@
       <w:r>
         <w:br w:type="page"/>
       </w:r>
-      <w:bookmarkStart w:id="0" w:name="__RefHeading___Toc4488_1680668086"/>
+      <w:bookmarkStart w:id="0" w:name="__RefHeading___Toc28986_2842061002"/>
       <w:bookmarkStart w:id="1" w:name="_Toc48319687"/>
       <w:bookmarkStart w:id="2" w:name="_Toc11824118"/>
       <w:bookmarkEnd w:id="0"/>
@@ -1911,7 +1911,7 @@
                 <w:szCs w:val="24"/>
                 <w:lang w:val="en-US" w:eastAsia="ja-JP" w:bidi="ar-SA"/>
               </w:rPr>
-              <w:t>1.1.1</w:t>
+              <w:t>1.1.2</w:t>
             </w:r>
           </w:p>
         </w:tc>
@@ -2057,7 +2057,7 @@
                 <w:szCs w:val="24"/>
                 <w:lang w:val="en-US" w:eastAsia="ja-JP" w:bidi="ar-SA"/>
               </w:rPr>
-              <w:t>Version 1.1.1: release figures aligned (migrations to 0331, 104 backend test files, UAT scenario of 433 steps, go-live rehearsal of 52 checks); scores unchanged. Version 1.1: re-scored on the merged release (every package A to G); what was closed and what remains; ASEAN estimates recomputed on the new baseline</w:t>
+              <w:t>Version 1.1.2: the regulator and partner items of "What remains" are available as optional modules and partner services of the Rate Card (management decision of 04 October 2026); scores unchanged. Version 1.1.1: release figures aligned (migrations to 0331, 104 backend test files, UAT scenario of 433 steps, go-live rehearsal of 52 checks); scores unchanged. Version 1.1: re-scored on the merged release (every package A to G); what was closed and what remains; ASEAN estimates recomputed on the new baseline</w:t>
             </w:r>
           </w:p>
         </w:tc>
@@ -2160,7 +2160,7 @@
           <w:spacing w:val="0"/>
         </w:rPr>
       </w:pPr>
-      <w:bookmarkStart w:id="4" w:name="__RefHeading___Toc4490_1680668086"/>
+      <w:bookmarkStart w:id="4" w:name="__RefHeading___Toc28988_2842061002"/>
       <w:bookmarkStart w:id="5" w:name="_Toc233203388"/>
       <w:bookmarkEnd w:id="4"/>
       <w:r>
@@ -5835,7 +5835,7 @@
         <w:pageBreakBefore w:val="false"/>
         <w:rPr/>
       </w:pPr>
-      <w:bookmarkStart w:id="6" w:name="__RefHeading___Toc4492_1680668086"/>
+      <w:bookmarkStart w:id="6" w:name="__RefHeading___Toc28990_2842061002"/>
       <w:bookmarkEnd w:id="6"/>
       <w:r>
         <w:rPr>
@@ -5917,7 +5917,7 @@
         <w:pStyle w:val="Heading2"/>
         <w:rPr/>
       </w:pPr>
-      <w:bookmarkStart w:id="7" w:name="__RefHeading___Toc4494_1680668086"/>
+      <w:bookmarkStart w:id="7" w:name="__RefHeading___Toc28992_2842061002"/>
       <w:bookmarkEnd w:id="7"/>
       <w:r>
         <w:rPr>
@@ -6413,6 +6413,120 @@
           </w:p>
         </w:tc>
       </w:tr>
+      <w:tr>
+        <w:trPr/>
+        <w:tc>
+          <w:tcPr>
+            <w:tcW w:w="1003" w:type="dxa"/>
+            <w:tcBorders>
+              <w:top w:val="single" w:sz="4" w:space="0" w:color="BFC7D1"/>
+              <w:left w:val="single" w:sz="4" w:space="0" w:color="BFC7D1"/>
+              <w:bottom w:val="single" w:sz="4" w:space="0" w:color="BFC7D1"/>
+              <w:right w:val="single" w:sz="4" w:space="0" w:color="BFC7D1"/>
+            </w:tcBorders>
+          </w:tcPr>
+          <w:p>
+            <w:pPr>
+              <w:pStyle w:val="Normal"/>
+              <w:widowControl/>
+              <w:spacing w:lineRule="auto" w:line="240" w:before="0" w:after="20"/>
+              <w:jc w:val="left"/>
+              <w:rPr>
+                <w:rFonts w:ascii="Aptos" w:hAnsi="Aptos" w:eastAsia="ＭＳ 明朝" w:cs="Arial"/>
+                <w:kern w:val="0"/>
+                <w:sz w:val="24"/>
+                <w:szCs w:val="24"/>
+                <w:lang w:val="en-US" w:eastAsia="ja-JP" w:bidi="ar-SA"/>
+              </w:rPr>
+            </w:pPr>
+            <w:r>
+              <w:rPr>
+                <w:rFonts w:eastAsia="Segoe UI" w:cs="Segoe UI" w:ascii="Segoe UI" w:hAnsi="Segoe UI"/>
+                <w:color w:val="101820"/>
+                <w:kern w:val="0"/>
+                <w:sz w:val="18"/>
+                <w:szCs w:val="24"/>
+                <w:lang w:val="en-US" w:eastAsia="ja-JP" w:bidi="ar-SA"/>
+              </w:rPr>
+              <w:t>1.1.2</w:t>
+            </w:r>
+          </w:p>
+        </w:tc>
+        <w:tc>
+          <w:tcPr>
+            <w:tcW w:w="1913" w:type="dxa"/>
+            <w:tcBorders>
+              <w:top w:val="single" w:sz="4" w:space="0" w:color="BFC7D1"/>
+              <w:left w:val="single" w:sz="4" w:space="0" w:color="BFC7D1"/>
+              <w:bottom w:val="single" w:sz="4" w:space="0" w:color="BFC7D1"/>
+              <w:right w:val="single" w:sz="4" w:space="0" w:color="BFC7D1"/>
+            </w:tcBorders>
+          </w:tcPr>
+          <w:p>
+            <w:pPr>
+              <w:pStyle w:val="Normal"/>
+              <w:widowControl/>
+              <w:spacing w:lineRule="auto" w:line="240" w:before="0" w:after="20"/>
+              <w:jc w:val="left"/>
+              <w:rPr>
+                <w:rFonts w:ascii="Aptos" w:hAnsi="Aptos" w:eastAsia="ＭＳ 明朝" w:cs="Arial"/>
+                <w:kern w:val="0"/>
+                <w:sz w:val="24"/>
+                <w:szCs w:val="24"/>
+                <w:lang w:val="en-US" w:eastAsia="ja-JP" w:bidi="ar-SA"/>
+              </w:rPr>
+            </w:pPr>
+            <w:r>
+              <w:rPr>
+                <w:rFonts w:eastAsia="Segoe UI" w:cs="Segoe UI" w:ascii="Segoe UI" w:hAnsi="Segoe UI"/>
+                <w:color w:val="101820"/>
+                <w:kern w:val="0"/>
+                <w:sz w:val="18"/>
+                <w:szCs w:val="24"/>
+                <w:lang w:val="en-US" w:eastAsia="ja-JP" w:bidi="ar-SA"/>
+              </w:rPr>
+              <w:t>04 October 2026</w:t>
+            </w:r>
+          </w:p>
+        </w:tc>
+        <w:tc>
+          <w:tcPr>
+            <w:tcW w:w="6098" w:type="dxa"/>
+            <w:tcBorders>
+              <w:top w:val="single" w:sz="4" w:space="0" w:color="BFC7D1"/>
+              <w:left w:val="single" w:sz="4" w:space="0" w:color="BFC7D1"/>
+              <w:bottom w:val="single" w:sz="4" w:space="0" w:color="BFC7D1"/>
+              <w:right w:val="single" w:sz="4" w:space="0" w:color="BFC7D1"/>
+            </w:tcBorders>
+          </w:tcPr>
+          <w:p>
+            <w:pPr>
+              <w:pStyle w:val="Normal"/>
+              <w:widowControl/>
+              <w:spacing w:lineRule="auto" w:line="240" w:before="0" w:after="20"/>
+              <w:jc w:val="left"/>
+              <w:rPr>
+                <w:rFonts w:ascii="Aptos" w:hAnsi="Aptos" w:eastAsia="ＭＳ 明朝" w:cs="Arial"/>
+                <w:kern w:val="0"/>
+                <w:sz w:val="24"/>
+                <w:szCs w:val="24"/>
+                <w:lang w:val="en-US" w:eastAsia="ja-JP" w:bidi="ar-SA"/>
+              </w:rPr>
+            </w:pPr>
+            <w:r>
+              <w:rPr>
+                <w:rFonts w:eastAsia="Segoe UI" w:cs="Segoe UI" w:ascii="Segoe UI" w:hAnsi="Segoe UI"/>
+                <w:color w:val="101820"/>
+                <w:kern w:val="0"/>
+                <w:sz w:val="18"/>
+                <w:szCs w:val="24"/>
+                <w:lang w:val="en-US" w:eastAsia="ja-JP" w:bidi="ar-SA"/>
+              </w:rPr>
+              <w:t>The regulator and partner items of "What remains" are available as optional modules and partner services of the Rate Card, confirmed by management on 04 October 2026; scores unchanged</w:t>
+            </w:r>
+          </w:p>
+        </w:tc>
+      </w:tr>
     </w:tbl>
     <w:p>
       <w:pPr>
@@ -6429,7 +6543,7 @@
         <w:pStyle w:val="Heading2"/>
         <w:rPr/>
       </w:pPr>
-      <w:bookmarkStart w:id="8" w:name="__RefHeading___Toc4496_1680668086"/>
+      <w:bookmarkStart w:id="8" w:name="__RefHeading___Toc28994_2842061002"/>
       <w:bookmarkEnd w:id="8"/>
       <w:r>
         <w:rPr>
@@ -7365,7 +7479,7 @@
         <w:pStyle w:val="Heading2"/>
         <w:rPr/>
       </w:pPr>
-      <w:bookmarkStart w:id="9" w:name="__RefHeading___Toc4498_1680668086"/>
+      <w:bookmarkStart w:id="9" w:name="__RefHeading___Toc28996_2842061002"/>
       <w:bookmarkEnd w:id="9"/>
       <w:r>
         <w:rPr>
@@ -7430,7 +7544,7 @@
         <w:pStyle w:val="Heading1"/>
         <w:rPr/>
       </w:pPr>
-      <w:bookmarkStart w:id="10" w:name="__RefHeading___Toc4500_1680668086"/>
+      <w:bookmarkStart w:id="10" w:name="__RefHeading___Toc28998_2842061002"/>
       <w:bookmarkEnd w:id="10"/>
       <w:r>
         <w:rPr>
@@ -7447,7 +7561,7 @@
         <w:pStyle w:val="Heading2"/>
         <w:rPr/>
       </w:pPr>
-      <w:bookmarkStart w:id="11" w:name="__RefHeading___Toc4502_1680668086"/>
+      <w:bookmarkStart w:id="11" w:name="__RefHeading___Toc29000_2842061002"/>
       <w:bookmarkEnd w:id="11"/>
       <w:r>
         <w:rPr>
@@ -7585,7 +7699,7 @@
         <w:pStyle w:val="Heading2"/>
         <w:rPr/>
       </w:pPr>
-      <w:bookmarkStart w:id="12" w:name="__RefHeading___Toc4504_1680668086"/>
+      <w:bookmarkStart w:id="12" w:name="__RefHeading___Toc29002_2842061002"/>
       <w:bookmarkEnd w:id="12"/>
       <w:r>
         <w:rPr>
@@ -8060,7 +8174,7 @@
         <w:pStyle w:val="Heading2"/>
         <w:rPr/>
       </w:pPr>
-      <w:bookmarkStart w:id="13" w:name="__RefHeading___Toc4506_1680668086"/>
+      <w:bookmarkStart w:id="13" w:name="__RefHeading___Toc29004_2842061002"/>
       <w:bookmarkEnd w:id="13"/>
       <w:r>
         <w:rPr>
@@ -8161,7 +8275,7 @@
         <w:pStyle w:val="Heading2"/>
         <w:rPr/>
       </w:pPr>
-      <w:bookmarkStart w:id="14" w:name="__RefHeading___Toc4508_1680668086"/>
+      <w:bookmarkStart w:id="14" w:name="__RefHeading___Toc29006_2842061002"/>
       <w:bookmarkEnd w:id="14"/>
       <w:r>
         <w:rPr>
@@ -8238,7 +8352,7 @@
         <w:pStyle w:val="Heading1"/>
         <w:rPr/>
       </w:pPr>
-      <w:bookmarkStart w:id="15" w:name="__RefHeading___Toc4510_1680668086"/>
+      <w:bookmarkStart w:id="15" w:name="__RefHeading___Toc29008_2842061002"/>
       <w:bookmarkEnd w:id="15"/>
       <w:r>
         <w:rPr>
@@ -8255,7 +8369,7 @@
         <w:pStyle w:val="Heading2"/>
         <w:rPr/>
       </w:pPr>
-      <w:bookmarkStart w:id="16" w:name="__RefHeading___Toc4512_1680668086"/>
+      <w:bookmarkStart w:id="16" w:name="__RefHeading___Toc29010_2842061002"/>
       <w:bookmarkEnd w:id="16"/>
       <w:r>
         <w:rPr>
@@ -11515,7 +11629,7 @@
         <w:pStyle w:val="Heading2"/>
         <w:rPr/>
       </w:pPr>
-      <w:bookmarkStart w:id="17" w:name="__RefHeading___Toc4514_1680668086"/>
+      <w:bookmarkStart w:id="17" w:name="__RefHeading___Toc29012_2842061002"/>
       <w:bookmarkEnd w:id="17"/>
       <w:r>
         <w:rPr>
@@ -12539,7 +12653,7 @@
         <w:pStyle w:val="Heading2"/>
         <w:rPr/>
       </w:pPr>
-      <w:bookmarkStart w:id="18" w:name="__RefHeading___Toc4516_1680668086"/>
+      <w:bookmarkStart w:id="18" w:name="__RefHeading___Toc29014_2842061002"/>
       <w:bookmarkEnd w:id="18"/>
       <w:r>
         <w:rPr>
@@ -13096,7 +13210,7 @@
         <w:pStyle w:val="Heading2"/>
         <w:rPr/>
       </w:pPr>
-      <w:bookmarkStart w:id="19" w:name="__RefHeading___Toc4518_1680668086"/>
+      <w:bookmarkStart w:id="19" w:name="__RefHeading___Toc29016_2842061002"/>
       <w:bookmarkEnd w:id="19"/>
       <w:r>
         <w:rPr>
@@ -13185,7 +13299,7 @@
         <w:pStyle w:val="Heading2"/>
         <w:rPr/>
       </w:pPr>
-      <w:bookmarkStart w:id="20" w:name="__RefHeading___Toc4520_1680668086"/>
+      <w:bookmarkStart w:id="20" w:name="__RefHeading___Toc29018_2842061002"/>
       <w:bookmarkEnd w:id="20"/>
       <w:r>
         <w:rPr>
@@ -13220,7 +13334,7 @@
         <w:pStyle w:val="Heading1"/>
         <w:rPr/>
       </w:pPr>
-      <w:bookmarkStart w:id="21" w:name="__RefHeading___Toc4522_1680668086"/>
+      <w:bookmarkStart w:id="21" w:name="__RefHeading___Toc29020_2842061002"/>
       <w:bookmarkEnd w:id="21"/>
       <w:r>
         <w:rPr>
@@ -13237,7 +13351,7 @@
         <w:pStyle w:val="Heading2"/>
         <w:rPr/>
       </w:pPr>
-      <w:bookmarkStart w:id="22" w:name="__RefHeading___Toc4524_1680668086"/>
+      <w:bookmarkStart w:id="22" w:name="__RefHeading___Toc29022_2842061002"/>
       <w:bookmarkEnd w:id="22"/>
       <w:r>
         <w:rPr>
@@ -18476,7 +18590,7 @@
         <w:pStyle w:val="Heading2"/>
         <w:rPr/>
       </w:pPr>
-      <w:bookmarkStart w:id="23" w:name="__RefHeading___Toc4526_1680668086"/>
+      <w:bookmarkStart w:id="23" w:name="__RefHeading___Toc29024_2842061002"/>
       <w:bookmarkEnd w:id="23"/>
       <w:r>
         <w:rPr>
@@ -18500,7 +18614,7 @@
           <w:color w:val="101820"/>
           <w:sz w:val="21"/>
         </w:rPr>
-        <w:t>The residual list is short and is of three kinds. None of it is a feature missing from the product; each item is a confirmation or a certification that only a regulator, a partner or the broker's adviser can give.</w:t>
+        <w:t>The residual list is short and is of three kinds. None of it is a feature missing from the product; each item is a confirmation or a certification that only a regulator, a partner or the broker's adviser can give. Since 04 October 2026 iorta TechNXT offers the support for each of them as an optional module or partner service of the Rate Card (AMLC reporting file validation and portal test, IC annual statement form alignment, EOPT invoicing review with the broker's tax adviser, BIR CAS registration support, BIR EIS enrolment and certification, CTPL authentication and LTO interface certification, insurer API onboarding per insurer, bank payment file certification per bank, SMS or Viber gateway activation, screening list provider onboarding), priced at man-days times the blended rate with the regulator's or partner's own fees excluded; the availability of these services does not change any score in this assessment.</w:t>
       </w:r>
     </w:p>
     <w:p>
@@ -20305,7 +20419,7 @@
         <w:pStyle w:val="Heading1"/>
         <w:rPr/>
       </w:pPr>
-      <w:bookmarkStart w:id="24" w:name="__RefHeading___Toc4528_1680668086"/>
+      <w:bookmarkStart w:id="24" w:name="__RefHeading___Toc29026_2842061002"/>
       <w:bookmarkEnd w:id="24"/>
       <w:r>
         <w:rPr>
@@ -20322,7 +20436,7 @@
         <w:pStyle w:val="Heading2"/>
         <w:rPr/>
       </w:pPr>
-      <w:bookmarkStart w:id="25" w:name="__RefHeading___Toc4530_1680668086"/>
+      <w:bookmarkStart w:id="25" w:name="__RefHeading___Toc29028_2842061002"/>
       <w:bookmarkEnd w:id="25"/>
       <w:r>
         <w:rPr>
@@ -21233,7 +21347,7 @@
         <w:pStyle w:val="Heading2"/>
         <w:rPr/>
       </w:pPr>
-      <w:bookmarkStart w:id="26" w:name="__RefHeading___Toc4532_1680668086"/>
+      <w:bookmarkStart w:id="26" w:name="__RefHeading___Toc29030_2842061002"/>
       <w:bookmarkEnd w:id="26"/>
       <w:r>
         <w:rPr>
@@ -24697,7 +24811,7 @@
         <w:pStyle w:val="Heading2"/>
         <w:rPr/>
       </w:pPr>
-      <w:bookmarkStart w:id="27" w:name="__RefHeading___Toc4534_1680668086"/>
+      <w:bookmarkStart w:id="27" w:name="__RefHeading___Toc29032_2842061002"/>
       <w:bookmarkEnd w:id="27"/>
       <w:r>
         <w:rPr>
@@ -25695,7 +25809,7 @@
         <w:pStyle w:val="Heading2"/>
         <w:rPr/>
       </w:pPr>
-      <w:bookmarkStart w:id="28" w:name="__RefHeading___Toc4536_1680668086"/>
+      <w:bookmarkStart w:id="28" w:name="__RefHeading___Toc29034_2842061002"/>
       <w:bookmarkEnd w:id="28"/>
       <w:r>
         <w:rPr>
@@ -26595,7 +26709,7 @@
         <w:pStyle w:val="Heading2"/>
         <w:rPr/>
       </w:pPr>
-      <w:bookmarkStart w:id="29" w:name="__RefHeading___Toc4538_1680668086"/>
+      <w:bookmarkStart w:id="29" w:name="__RefHeading___Toc29036_2842061002"/>
       <w:bookmarkEnd w:id="29"/>
       <w:r>
         <w:rPr>
@@ -26818,7 +26932,7 @@
         <w:pStyle w:val="Heading2"/>
         <w:rPr/>
       </w:pPr>
-      <w:bookmarkStart w:id="30" w:name="__RefHeading___Toc4540_1680668086"/>
+      <w:bookmarkStart w:id="30" w:name="__RefHeading___Toc29038_2842061002"/>
       <w:bookmarkEnd w:id="30"/>
       <w:r>
         <w:rPr>
@@ -26998,7 +27112,7 @@
         <w:pStyle w:val="Heading1"/>
         <w:rPr/>
       </w:pPr>
-      <w:bookmarkStart w:id="31" w:name="__RefHeading___Toc4542_1680668086"/>
+      <w:bookmarkStart w:id="31" w:name="__RefHeading___Toc29040_2842061002"/>
       <w:bookmarkEnd w:id="31"/>
       <w:r>
         <w:rPr>
@@ -27094,7 +27208,7 @@
         <w:pStyle w:val="Heading1"/>
         <w:rPr/>
       </w:pPr>
-      <w:bookmarkStart w:id="32" w:name="__RefHeading___Toc4544_1680668086"/>
+      <w:bookmarkStart w:id="32" w:name="__RefHeading___Toc29042_2842061002"/>
       <w:bookmarkEnd w:id="32"/>
       <w:r>
         <w:rPr>
@@ -27392,7 +27506,7 @@
         <w:pStyle w:val="Heading2"/>
         <w:rPr/>
       </w:pPr>
-      <w:bookmarkStart w:id="33" w:name="__RefHeading___Toc4546_1680668086"/>
+      <w:bookmarkStart w:id="33" w:name="__RefHeading___Toc29044_2842061002"/>
       <w:bookmarkEnd w:id="33"/>
       <w:r>
         <w:rPr>
@@ -27500,7 +27614,7 @@
           <w:spacing w:val="0"/>
         </w:rPr>
       </w:pPr>
-      <w:bookmarkStart w:id="34" w:name="__RefHeading___Toc4548_1680668086"/>
+      <w:bookmarkStart w:id="34" w:name="__RefHeading___Toc29046_2842061002"/>
       <w:bookmarkStart w:id="35" w:name="_Toc233203395"/>
       <w:bookmarkEnd w:id="34"/>
       <w:r>
